--- a/prototypes/Daeseong Ray Yang/firmengine-proto/templates/D5105.docx
+++ b/prototypes/Daeseong Ray Yang/firmengine-proto/templates/D5105.docx
@@ -193,6 +193,107 @@
       </w:tr>
     </w:tbl>
     <w:p/>
+    <w:tbl>
+      <w:tblPr>
+        <w:tblStyle w:val="TableGrid"/>
+        <w:tblW w:type="auto" w:w="0"/>
+        <w:tblLook w:firstColumn="1" w:firstRow="1" w:lastColumn="0" w:lastRow="0" w:noHBand="0" w:noVBand="1" w:val="04A0"/>
+      </w:tblPr>
+      <w:tblGrid>
+        <w:gridCol w:w="2438"/>
+        <w:gridCol w:w="2438"/>
+        <w:gridCol w:w="2438"/>
+        <w:gridCol w:w="2438"/>
+      </w:tblGrid>
+      <w:tr>
+        <w:trPr>
+          <w:tblHeader/>
+        </w:trPr>
+        <w:tc>
+          <w:tcPr>
+            <w:tcW w:type="dxa" w:w="2438"/>
+          </w:tcPr>
+          <w:p>
+            <w:r>
+              <w:t>기간</w:t>
+            </w:r>
+          </w:p>
+        </w:tc>
+        <w:tc>
+          <w:tcPr>
+            <w:tcW w:type="dxa" w:w="2438"/>
+          </w:tcPr>
+          <w:p>
+            <w:r>
+              <w:t>직장·사업장명</w:t>
+            </w:r>
+          </w:p>
+        </w:tc>
+        <w:tc>
+          <w:tcPr>
+            <w:tcW w:type="dxa" w:w="2438"/>
+          </w:tcPr>
+          <w:p>
+            <w:r>
+              <w:t>업종</w:t>
+            </w:r>
+          </w:p>
+        </w:tc>
+        <w:tc>
+          <w:tcPr>
+            <w:tcW w:type="dxa" w:w="2438"/>
+          </w:tcPr>
+          <w:p>
+            <w:r>
+              <w:t>직위·자영 여부</w:t>
+            </w:r>
+          </w:p>
+        </w:tc>
+      </w:tr>
+      <w:tr>
+        <w:tc>
+          <w:tcPr>
+            <w:tcW w:type="dxa" w:w="2438"/>
+          </w:tcPr>
+          <w:p>
+            <w:r>
+              <w:t>{{career.period}}</w:t>
+            </w:r>
+          </w:p>
+        </w:tc>
+        <w:tc>
+          <w:tcPr>
+            <w:tcW w:type="dxa" w:w="2438"/>
+          </w:tcPr>
+          <w:p>
+            <w:r>
+              <w:t>{{career.employer}}</w:t>
+            </w:r>
+          </w:p>
+        </w:tc>
+        <w:tc>
+          <w:tcPr>
+            <w:tcW w:type="dxa" w:w="2438"/>
+          </w:tcPr>
+          <w:p>
+            <w:r>
+              <w:t>{{career.business_type}}</w:t>
+            </w:r>
+          </w:p>
+        </w:tc>
+        <w:tc>
+          <w:tcPr>
+            <w:tcW w:type="dxa" w:w="2438"/>
+          </w:tcPr>
+          <w:p>
+            <w:r>
+              <w:t>{{career.position}}</w:t>
+            </w:r>
+          </w:p>
+        </w:tc>
+      </w:tr>
+    </w:tbl>
+    <w:p/>
     <w:p>
       <w:pPr>
         <w:pStyle w:val="Heading1"/>
@@ -346,6 +447,94 @@
           </w:p>
         </w:tc>
       </w:tr>
+      <w:tr>
+        <w:tc>
+          <w:tcPr>
+            <w:tcW w:type="dxa" w:w="4876"/>
+          </w:tcPr>
+          <w:p>
+            <w:r>
+              <w:t>임대료 연체액</w:t>
+            </w:r>
+          </w:p>
+        </w:tc>
+        <w:tc>
+          <w:tcPr>
+            <w:tcW w:type="dxa" w:w="4876"/>
+          </w:tcPr>
+          <w:p>
+            <w:r>
+              <w:t>{{housing_arrears}}</w:t>
+            </w:r>
+          </w:p>
+        </w:tc>
+      </w:tr>
+      <w:tr>
+        <w:tc>
+          <w:tcPr>
+            <w:tcW w:type="dxa" w:w="4876"/>
+          </w:tcPr>
+          <w:p>
+            <w:r>
+              <w:t>임차인 성명</w:t>
+            </w:r>
+          </w:p>
+        </w:tc>
+        <w:tc>
+          <w:tcPr>
+            <w:tcW w:type="dxa" w:w="4876"/>
+          </w:tcPr>
+          <w:p>
+            <w:r>
+              <w:t>{{housing_tenant}}</w:t>
+            </w:r>
+          </w:p>
+        </w:tc>
+      </w:tr>
+      <w:tr>
+        <w:tc>
+          <w:tcPr>
+            <w:tcW w:type="dxa" w:w="4876"/>
+          </w:tcPr>
+          <w:p>
+            <w:r>
+              <w:t>주택 소유자</w:t>
+            </w:r>
+          </w:p>
+        </w:tc>
+        <w:tc>
+          <w:tcPr>
+            <w:tcW w:type="dxa" w:w="4876"/>
+          </w:tcPr>
+          <w:p>
+            <w:r>
+              <w:t>{{housing_owner}}</w:t>
+            </w:r>
+          </w:p>
+        </w:tc>
+      </w:tr>
+      <w:tr>
+        <w:tc>
+          <w:tcPr>
+            <w:tcW w:type="dxa" w:w="4876"/>
+          </w:tcPr>
+          <w:p>
+            <w:r>
+              <w:t>신청인과의 관계</w:t>
+            </w:r>
+          </w:p>
+        </w:tc>
+        <w:tc>
+          <w:tcPr>
+            <w:tcW w:type="dxa" w:w="4876"/>
+          </w:tcPr>
+          <w:p>
+            <w:r>
+              <w:t>{{housing_owner_relationship}}</w:t>
+            </w:r>
+          </w:p>
+        </w:tc>
+      </w:tr>
     </w:tbl>
     <w:p/>
     <w:p>
@@ -409,6 +598,166 @@
           <w:p>
             <w:r>
               <w:t>{{enforcement_history}}</w:t>
+            </w:r>
+          </w:p>
+        </w:tc>
+      </w:tr>
+    </w:tbl>
+    <w:p/>
+    <w:tbl>
+      <w:tblPr>
+        <w:tblStyle w:val="TableGrid"/>
+        <w:tblW w:type="auto" w:w="0"/>
+        <w:tblLook w:firstColumn="1" w:firstRow="1" w:lastColumn="0" w:lastRow="0" w:noHBand="0" w:noVBand="1" w:val="04A0"/>
+      </w:tblPr>
+      <w:tblGrid>
+        <w:gridCol w:w="2438"/>
+        <w:gridCol w:w="2438"/>
+        <w:gridCol w:w="2438"/>
+        <w:gridCol w:w="2438"/>
+      </w:tblGrid>
+      <w:tr>
+        <w:trPr>
+          <w:tblHeader/>
+        </w:trPr>
+        <w:tc>
+          <w:tcPr>
+            <w:tcW w:type="dxa" w:w="2438"/>
+          </w:tcPr>
+          <w:p>
+            <w:r>
+              <w:t>내역</w:t>
+            </w:r>
+          </w:p>
+        </w:tc>
+        <w:tc>
+          <w:tcPr>
+            <w:tcW w:type="dxa" w:w="2438"/>
+          </w:tcPr>
+          <w:p>
+            <w:r>
+              <w:t>채권자</w:t>
+            </w:r>
+          </w:p>
+        </w:tc>
+        <w:tc>
+          <w:tcPr>
+            <w:tcW w:type="dxa" w:w="2438"/>
+          </w:tcPr>
+          <w:p>
+            <w:r>
+              <w:t>관할법원</w:t>
+            </w:r>
+          </w:p>
+        </w:tc>
+        <w:tc>
+          <w:tcPr>
+            <w:tcW w:type="dxa" w:w="2438"/>
+          </w:tcPr>
+          <w:p>
+            <w:r>
+              <w:t>사건번호</w:t>
+            </w:r>
+          </w:p>
+        </w:tc>
+      </w:tr>
+      <w:tr>
+        <w:tc>
+          <w:tcPr>
+            <w:tcW w:type="dxa" w:w="2438"/>
+          </w:tcPr>
+          <w:p>
+            <w:r>
+              <w:t>{{enforcement.kind}}</w:t>
+            </w:r>
+          </w:p>
+        </w:tc>
+        <w:tc>
+          <w:tcPr>
+            <w:tcW w:type="dxa" w:w="2438"/>
+          </w:tcPr>
+          <w:p>
+            <w:r>
+              <w:t>{{enforcement.creditor}}</w:t>
+            </w:r>
+          </w:p>
+        </w:tc>
+        <w:tc>
+          <w:tcPr>
+            <w:tcW w:type="dxa" w:w="2438"/>
+          </w:tcPr>
+          <w:p>
+            <w:r>
+              <w:t>{{enforcement.court}}</w:t>
+            </w:r>
+          </w:p>
+        </w:tc>
+        <w:tc>
+          <w:tcPr>
+            <w:tcW w:type="dxa" w:w="2438"/>
+          </w:tcPr>
+          <w:p>
+            <w:r>
+              <w:t>{{enforcement.case_number}}</w:t>
+            </w:r>
+          </w:p>
+        </w:tc>
+      </w:tr>
+    </w:tbl>
+    <w:p/>
+    <w:tbl>
+      <w:tblPr>
+        <w:tblStyle w:val="TableGrid"/>
+        <w:tblW w:type="auto" w:w="0"/>
+        <w:tblLook w:firstColumn="1" w:firstRow="1" w:lastColumn="0" w:lastRow="0" w:noHBand="0" w:noVBand="1" w:val="04A0"/>
+      </w:tblPr>
+      <w:tblGrid>
+        <w:gridCol w:w="4876"/>
+        <w:gridCol w:w="4876"/>
+      </w:tblGrid>
+      <w:tr>
+        <w:trPr>
+          <w:tblHeader/>
+        </w:trPr>
+        <w:tc>
+          <w:tcPr>
+            <w:tcW w:type="dxa" w:w="4876"/>
+          </w:tcPr>
+          <w:p>
+            <w:r>
+              <w:t>항목</w:t>
+            </w:r>
+          </w:p>
+        </w:tc>
+        <w:tc>
+          <w:tcPr>
+            <w:tcW w:type="dxa" w:w="4876"/>
+          </w:tcPr>
+          <w:p>
+            <w:r>
+              <w:t>기재 내용</w:t>
+            </w:r>
+          </w:p>
+        </w:tc>
+      </w:tr>
+      <w:tr>
+        <w:tc>
+          <w:tcPr>
+            <w:tcW w:type="dxa" w:w="4876"/>
+          </w:tcPr>
+          <w:p>
+            <w:r>
+              <w:t>개인회생절차에 이르게 된 사정 (진술에 명시된 항목)</w:t>
+            </w:r>
+          </w:p>
+        </w:tc>
+        <w:tc>
+          <w:tcPr>
+            <w:tcW w:type="dxa" w:w="4876"/>
+          </w:tcPr>
+          <w:p>
+            <w:r>
+              <w:t>{{debt_cause_categories}}</w:t>
             </w:r>
           </w:p>
         </w:tc>
@@ -494,6 +843,107 @@
           <w:p>
             <w:r>
               <w:t>{{prior_proceedings}}</w:t>
+            </w:r>
+          </w:p>
+        </w:tc>
+      </w:tr>
+    </w:tbl>
+    <w:p/>
+    <w:tbl>
+      <w:tblPr>
+        <w:tblStyle w:val="TableGrid"/>
+        <w:tblW w:type="auto" w:w="0"/>
+        <w:tblLook w:firstColumn="1" w:firstRow="1" w:lastColumn="0" w:lastRow="0" w:noHBand="0" w:noVBand="1" w:val="04A0"/>
+      </w:tblPr>
+      <w:tblGrid>
+        <w:gridCol w:w="2438"/>
+        <w:gridCol w:w="2438"/>
+        <w:gridCol w:w="2438"/>
+        <w:gridCol w:w="2438"/>
+      </w:tblGrid>
+      <w:tr>
+        <w:trPr>
+          <w:tblHeader/>
+        </w:trPr>
+        <w:tc>
+          <w:tcPr>
+            <w:tcW w:type="dxa" w:w="2438"/>
+          </w:tcPr>
+          <w:p>
+            <w:r>
+              <w:t>절차</w:t>
+            </w:r>
+          </w:p>
+        </w:tc>
+        <w:tc>
+          <w:tcPr>
+            <w:tcW w:type="dxa" w:w="2438"/>
+          </w:tcPr>
+          <w:p>
+            <w:r>
+              <w:t>법원 또는 기관</w:t>
+            </w:r>
+          </w:p>
+        </w:tc>
+        <w:tc>
+          <w:tcPr>
+            <w:tcW w:type="dxa" w:w="2438"/>
+          </w:tcPr>
+          <w:p>
+            <w:r>
+              <w:t>신청 시기</w:t>
+            </w:r>
+          </w:p>
+        </w:tc>
+        <w:tc>
+          <w:tcPr>
+            <w:tcW w:type="dxa" w:w="2438"/>
+          </w:tcPr>
+          <w:p>
+            <w:r>
+              <w:t>현재까지 진행상황</w:t>
+            </w:r>
+          </w:p>
+        </w:tc>
+      </w:tr>
+      <w:tr>
+        <w:tc>
+          <w:tcPr>
+            <w:tcW w:type="dxa" w:w="2438"/>
+          </w:tcPr>
+          <w:p>
+            <w:r>
+              <w:t>{{prior.kind}}</w:t>
+            </w:r>
+          </w:p>
+        </w:tc>
+        <w:tc>
+          <w:tcPr>
+            <w:tcW w:type="dxa" w:w="2438"/>
+          </w:tcPr>
+          <w:p>
+            <w:r>
+              <w:t>{{prior.court}}</w:t>
+            </w:r>
+          </w:p>
+        </w:tc>
+        <w:tc>
+          <w:tcPr>
+            <w:tcW w:type="dxa" w:w="2438"/>
+          </w:tcPr>
+          <w:p>
+            <w:r>
+              <w:t>{{prior.period}}</w:t>
+            </w:r>
+          </w:p>
+        </w:tc>
+        <w:tc>
+          <w:tcPr>
+            <w:tcW w:type="dxa" w:w="2438"/>
+          </w:tcPr>
+          <w:p>
+            <w:r>
+              <w:t>{{prior.status}}</w:t>
             </w:r>
           </w:p>
         </w:tc>
